--- a/docs/Voucher Hunt — Admin Guide.docx
+++ b/docs/Voucher Hunt — Admin Guide.docx
@@ -375,13 +375,55 @@
       </w:r>
     </w:p>
     <w:p>
+      <w:pPr>
+        <w:jc w:val="center"/>
+      </w:pPr>
+      <w:r>
+        <w:drawing>
+          <wp:inline xmlns:a="http://schemas.openxmlformats.org/drawingml/2006/main" xmlns:pic="http://schemas.openxmlformats.org/drawingml/2006/picture">
+            <wp:extent cx="4023360" cy="2514600"/>
+            <wp:docPr id="1" name="Picture 1"/>
+            <wp:cNvGraphicFramePr>
+              <a:graphicFrameLocks noChangeAspect="1"/>
+            </wp:cNvGraphicFramePr>
+            <a:graphic>
+              <a:graphicData uri="http://schemas.openxmlformats.org/drawingml/2006/picture">
+                <pic:pic>
+                  <pic:nvPicPr>
+                    <pic:cNvPr id="0" name="staff-00-login.png"/>
+                    <pic:cNvPicPr/>
+                  </pic:nvPicPr>
+                  <pic:blipFill>
+                    <a:blip r:embed="rId9"/>
+                    <a:stretch>
+                      <a:fillRect/>
+                    </a:stretch>
+                  </pic:blipFill>
+                  <pic:spPr>
+                    <a:xfrm>
+                      <a:off x="0" y="0"/>
+                      <a:ext cx="4023360" cy="2514600"/>
+                    </a:xfrm>
+                    <a:prstGeom prst="rect"/>
+                  </pic:spPr>
+                </pic:pic>
+              </a:graphicData>
+            </a:graphic>
+          </wp:inline>
+        </w:drawing>
+      </w:r>
+    </w:p>
+    <w:p>
+      <w:pPr>
+        <w:jc w:val="center"/>
+      </w:pPr>
       <w:r>
         <w:rPr>
           <w:i/>
           <w:color w:val="5B667A"/>
           <w:sz w:val="18"/>
         </w:rPr>
-        <w:t>[ Screenshot: Signing in to the dashboard — docs/images/staff-00-login.png ]</w:t>
+        <w:t>Signing in to the dashboard</w:t>
       </w:r>
     </w:p>
     <w:p>
@@ -469,13 +511,55 @@
       </w:r>
     </w:p>
     <w:p>
+      <w:pPr>
+        <w:jc w:val="center"/>
+      </w:pPr>
+      <w:r>
+        <w:drawing>
+          <wp:inline xmlns:a="http://schemas.openxmlformats.org/drawingml/2006/main" xmlns:pic="http://schemas.openxmlformats.org/drawingml/2006/picture">
+            <wp:extent cx="4023360" cy="2514600"/>
+            <wp:docPr id="2" name="Picture 2"/>
+            <wp:cNvGraphicFramePr>
+              <a:graphicFrameLocks noChangeAspect="1"/>
+            </wp:cNvGraphicFramePr>
+            <a:graphic>
+              <a:graphicData uri="http://schemas.openxmlformats.org/drawingml/2006/picture">
+                <pic:pic>
+                  <pic:nvPicPr>
+                    <pic:cNvPr id="0" name="admin-01-business.png"/>
+                    <pic:cNvPicPr/>
+                  </pic:nvPicPr>
+                  <pic:blipFill>
+                    <a:blip r:embed="rId10"/>
+                    <a:stretch>
+                      <a:fillRect/>
+                    </a:stretch>
+                  </pic:blipFill>
+                  <pic:spPr>
+                    <a:xfrm>
+                      <a:off x="0" y="0"/>
+                      <a:ext cx="4023360" cy="2514600"/>
+                    </a:xfrm>
+                    <a:prstGeom prst="rect"/>
+                  </pic:spPr>
+                </pic:pic>
+              </a:graphicData>
+            </a:graphic>
+          </wp:inline>
+        </w:drawing>
+      </w:r>
+    </w:p>
+    <w:p>
+      <w:pPr>
+        <w:jc w:val="center"/>
+      </w:pPr>
       <w:r>
         <w:rPr>
           <w:i/>
           <w:color w:val="5B667A"/>
           <w:sz w:val="18"/>
         </w:rPr>
-        <w:t>[ Screenshot: Creating a business, with the location picker — docs/images/admin-01-business.png ]</w:t>
+        <w:t>Creating a business, with the location picker</w:t>
       </w:r>
     </w:p>
     <w:p>
@@ -620,13 +704,55 @@
       </w:r>
     </w:p>
     <w:p>
+      <w:pPr>
+        <w:jc w:val="center"/>
+      </w:pPr>
+      <w:r>
+        <w:drawing>
+          <wp:inline xmlns:a="http://schemas.openxmlformats.org/drawingml/2006/main" xmlns:pic="http://schemas.openxmlformats.org/drawingml/2006/picture">
+            <wp:extent cx="4023360" cy="2514600"/>
+            <wp:docPr id="3" name="Picture 3"/>
+            <wp:cNvGraphicFramePr>
+              <a:graphicFrameLocks noChangeAspect="1"/>
+            </wp:cNvGraphicFramePr>
+            <a:graphic>
+              <a:graphicData uri="http://schemas.openxmlformats.org/drawingml/2006/picture">
+                <pic:pic>
+                  <pic:nvPicPr>
+                    <pic:cNvPr id="0" name="admin-02-campaign.png"/>
+                    <pic:cNvPicPr/>
+                  </pic:nvPicPr>
+                  <pic:blipFill>
+                    <a:blip r:embed="rId11"/>
+                    <a:stretch>
+                      <a:fillRect/>
+                    </a:stretch>
+                  </pic:blipFill>
+                  <pic:spPr>
+                    <a:xfrm>
+                      <a:off x="0" y="0"/>
+                      <a:ext cx="4023360" cy="2514600"/>
+                    </a:xfrm>
+                    <a:prstGeom prst="rect"/>
+                  </pic:spPr>
+                </pic:pic>
+              </a:graphicData>
+            </a:graphic>
+          </wp:inline>
+        </w:drawing>
+      </w:r>
+    </w:p>
+    <w:p>
+      <w:pPr>
+        <w:jc w:val="center"/>
+      </w:pPr>
       <w:r>
         <w:rPr>
           <w:i/>
           <w:color w:val="5B667A"/>
           <w:sz w:val="18"/>
         </w:rPr>
-        <w:t>[ Screenshot: The new campaign form — docs/images/admin-02-campaign.png ]</w:t>
+        <w:t>The new campaign form</w:t>
       </w:r>
     </w:p>
     <w:p>
@@ -693,13 +819,55 @@
       </w:r>
     </w:p>
     <w:p>
+      <w:pPr>
+        <w:jc w:val="center"/>
+      </w:pPr>
+      <w:r>
+        <w:drawing>
+          <wp:inline xmlns:a="http://schemas.openxmlformats.org/drawingml/2006/main" xmlns:pic="http://schemas.openxmlformats.org/drawingml/2006/picture">
+            <wp:extent cx="4023360" cy="2514600"/>
+            <wp:docPr id="4" name="Picture 4"/>
+            <wp:cNvGraphicFramePr>
+              <a:graphicFrameLocks noChangeAspect="1"/>
+            </wp:cNvGraphicFramePr>
+            <a:graphic>
+              <a:graphicData uri="http://schemas.openxmlformats.org/drawingml/2006/picture">
+                <pic:pic>
+                  <pic:nvPicPr>
+                    <pic:cNvPr id="0" name="admin-03-slots.png"/>
+                    <pic:cNvPicPr/>
+                  </pic:nvPicPr>
+                  <pic:blipFill>
+                    <a:blip r:embed="rId12"/>
+                    <a:stretch>
+                      <a:fillRect/>
+                    </a:stretch>
+                  </pic:blipFill>
+                  <pic:spPr>
+                    <a:xfrm>
+                      <a:off x="0" y="0"/>
+                      <a:ext cx="4023360" cy="2514600"/>
+                    </a:xfrm>
+                    <a:prstGeom prst="rect"/>
+                  </pic:spPr>
+                </pic:pic>
+              </a:graphicData>
+            </a:graphic>
+          </wp:inline>
+        </w:drawing>
+      </w:r>
+    </w:p>
+    <w:p>
+      <w:pPr>
+        <w:jc w:val="center"/>
+      </w:pPr>
       <w:r>
         <w:rPr>
           <w:i/>
           <w:color w:val="5B667A"/>
           <w:sz w:val="18"/>
         </w:rPr>
-        <w:t>[ Screenshot: Slots for a campaign — docs/images/admin-03-slots.png ]</w:t>
+        <w:t>Slots for a campaign</w:t>
       </w:r>
     </w:p>
     <w:p>
@@ -806,13 +974,55 @@
       </w:r>
     </w:p>
     <w:p>
+      <w:pPr>
+        <w:jc w:val="center"/>
+      </w:pPr>
+      <w:r>
+        <w:drawing>
+          <wp:inline xmlns:a="http://schemas.openxmlformats.org/drawingml/2006/main" xmlns:pic="http://schemas.openxmlformats.org/drawingml/2006/picture">
+            <wp:extent cx="4023360" cy="2514600"/>
+            <wp:docPr id="5" name="Picture 5"/>
+            <wp:cNvGraphicFramePr>
+              <a:graphicFrameLocks noChangeAspect="1"/>
+            </wp:cNvGraphicFramePr>
+            <a:graphic>
+              <a:graphicData uri="http://schemas.openxmlformats.org/drawingml/2006/picture">
+                <pic:pic>
+                  <pic:nvPicPr>
+                    <pic:cNvPr id="0" name="admin-04-pool.png"/>
+                    <pic:cNvPicPr/>
+                  </pic:nvPicPr>
+                  <pic:blipFill>
+                    <a:blip r:embed="rId13"/>
+                    <a:stretch>
+                      <a:fillRect/>
+                    </a:stretch>
+                  </pic:blipFill>
+                  <pic:spPr>
+                    <a:xfrm>
+                      <a:off x="0" y="0"/>
+                      <a:ext cx="4023360" cy="2514600"/>
+                    </a:xfrm>
+                    <a:prstGeom prst="rect"/>
+                  </pic:spPr>
+                </pic:pic>
+              </a:graphicData>
+            </a:graphic>
+          </wp:inline>
+        </w:drawing>
+      </w:r>
+    </w:p>
+    <w:p>
+      <w:pPr>
+        <w:jc w:val="center"/>
+      </w:pPr>
       <w:r>
         <w:rPr>
           <w:i/>
           <w:color w:val="5B667A"/>
           <w:sz w:val="18"/>
         </w:rPr>
-        <w:t>[ Screenshot: A voucher tier, and the slots it is offered at — docs/images/admin-04-pool.png ]</w:t>
+        <w:t>A voucher tier, and the slots it is offered at</w:t>
       </w:r>
     </w:p>
     <w:p>
@@ -1147,13 +1357,55 @@
       </w:r>
     </w:p>
     <w:p>
+      <w:pPr>
+        <w:jc w:val="center"/>
+      </w:pPr>
+      <w:r>
+        <w:drawing>
+          <wp:inline xmlns:a="http://schemas.openxmlformats.org/drawingml/2006/main" xmlns:pic="http://schemas.openxmlformats.org/drawingml/2006/picture">
+            <wp:extent cx="4023360" cy="2514600"/>
+            <wp:docPr id="6" name="Picture 6"/>
+            <wp:cNvGraphicFramePr>
+              <a:graphicFrameLocks noChangeAspect="1"/>
+            </wp:cNvGraphicFramePr>
+            <a:graphic>
+              <a:graphicData uri="http://schemas.openxmlformats.org/drawingml/2006/picture">
+                <pic:pic>
+                  <pic:nvPicPr>
+                    <pic:cNvPr id="0" name="admin-03-slots.png"/>
+                    <pic:cNvPicPr/>
+                  </pic:nvPicPr>
+                  <pic:blipFill>
+                    <a:blip r:embed="rId12"/>
+                    <a:stretch>
+                      <a:fillRect/>
+                    </a:stretch>
+                  </pic:blipFill>
+                  <pic:spPr>
+                    <a:xfrm>
+                      <a:off x="0" y="0"/>
+                      <a:ext cx="4023360" cy="2514600"/>
+                    </a:xfrm>
+                    <a:prstGeom prst="rect"/>
+                  </pic:spPr>
+                </pic:pic>
+              </a:graphicData>
+            </a:graphic>
+          </wp:inline>
+        </w:drawing>
+      </w:r>
+    </w:p>
+    <w:p>
+      <w:pPr>
+        <w:jc w:val="center"/>
+      </w:pPr>
       <w:r>
         <w:rPr>
           <w:i/>
           <w:color w:val="5B667A"/>
           <w:sz w:val="18"/>
         </w:rPr>
-        <w:t>[ Screenshot: Staff slot requests awaiting review — docs/images/admin-05-requests.png ]</w:t>
+        <w:t>Staff slot requests awaiting review</w:t>
       </w:r>
     </w:p>
     <w:p>
@@ -1249,13 +1501,55 @@
       </w:r>
     </w:p>
     <w:p>
+      <w:pPr>
+        <w:jc w:val="center"/>
+      </w:pPr>
+      <w:r>
+        <w:drawing>
+          <wp:inline xmlns:a="http://schemas.openxmlformats.org/drawingml/2006/main" xmlns:pic="http://schemas.openxmlformats.org/drawingml/2006/picture">
+            <wp:extent cx="4023360" cy="2514600"/>
+            <wp:docPr id="7" name="Picture 7"/>
+            <wp:cNvGraphicFramePr>
+              <a:graphicFrameLocks noChangeAspect="1"/>
+            </wp:cNvGraphicFramePr>
+            <a:graphic>
+              <a:graphicData uri="http://schemas.openxmlformats.org/drawingml/2006/picture">
+                <pic:pic>
+                  <pic:nvPicPr>
+                    <pic:cNvPr id="0" name="admin-06-team.png"/>
+                    <pic:cNvPicPr/>
+                  </pic:nvPicPr>
+                  <pic:blipFill>
+                    <a:blip r:embed="rId14"/>
+                    <a:stretch>
+                      <a:fillRect/>
+                    </a:stretch>
+                  </pic:blipFill>
+                  <pic:spPr>
+                    <a:xfrm>
+                      <a:off x="0" y="0"/>
+                      <a:ext cx="4023360" cy="2514600"/>
+                    </a:xfrm>
+                    <a:prstGeom prst="rect"/>
+                  </pic:spPr>
+                </pic:pic>
+              </a:graphicData>
+            </a:graphic>
+          </wp:inline>
+        </w:drawing>
+      </w:r>
+    </w:p>
+    <w:p>
+      <w:pPr>
+        <w:jc w:val="center"/>
+      </w:pPr>
       <w:r>
         <w:rPr>
           <w:i/>
           <w:color w:val="5B667A"/>
           <w:sz w:val="18"/>
         </w:rPr>
-        <w:t>[ Screenshot: The Team page — docs/images/admin-06-team.png ]</w:t>
+        <w:t>The Team page</w:t>
       </w:r>
     </w:p>
     <w:p>
@@ -1700,13 +1994,55 @@
       </w:r>
     </w:p>
     <w:p>
+      <w:pPr>
+        <w:jc w:val="center"/>
+      </w:pPr>
+      <w:r>
+        <w:drawing>
+          <wp:inline xmlns:a="http://schemas.openxmlformats.org/drawingml/2006/main" xmlns:pic="http://schemas.openxmlformats.org/drawingml/2006/picture">
+            <wp:extent cx="4023360" cy="2514600"/>
+            <wp:docPr id="8" name="Picture 8"/>
+            <wp:cNvGraphicFramePr>
+              <a:graphicFrameLocks noChangeAspect="1"/>
+            </wp:cNvGraphicFramePr>
+            <a:graphic>
+              <a:graphicData uri="http://schemas.openxmlformats.org/drawingml/2006/picture">
+                <pic:pic>
+                  <pic:nvPicPr>
+                    <pic:cNvPr id="0" name="admin-07-missions.png"/>
+                    <pic:cNvPicPr/>
+                  </pic:nvPicPr>
+                  <pic:blipFill>
+                    <a:blip r:embed="rId15"/>
+                    <a:stretch>
+                      <a:fillRect/>
+                    </a:stretch>
+                  </pic:blipFill>
+                  <pic:spPr>
+                    <a:xfrm>
+                      <a:off x="0" y="0"/>
+                      <a:ext cx="4023360" cy="2514600"/>
+                    </a:xfrm>
+                    <a:prstGeom prst="rect"/>
+                  </pic:spPr>
+                </pic:pic>
+              </a:graphicData>
+            </a:graphic>
+          </wp:inline>
+        </w:drawing>
+      </w:r>
+    </w:p>
+    <w:p>
+      <w:pPr>
+        <w:jc w:val="center"/>
+      </w:pPr>
       <w:r>
         <w:rPr>
           <w:i/>
           <w:color w:val="5B667A"/>
           <w:sz w:val="18"/>
         </w:rPr>
-        <w:t>[ Screenshot: The mission builder, with its cost simulation — docs/images/admin-07-missions.png ]</w:t>
+        <w:t>The mission builder, with its cost simulation</w:t>
       </w:r>
     </w:p>
     <w:p>
@@ -1799,7 +2135,7 @@
         <w:rPr>
           <w:color w:val="B3261E"/>
         </w:rPr>
-        <w:t>Both actions below destroy data for everyone, immediately and permanently. Every customer's vouchers, bookings, Loyalty Points and history are gone, and every customer and dashboard user is signed out. There is no undo and no backup taken for you.</w:t>
+        <w:t>Both actions below destroy data for everyone, immediately and permanently. Every campaign, business, slot, voucher pool and hunt log goes, and with it every customer's vouchers, bookings and Loyalty Points. There is no undo and no backup is taken for you.</w:t>
       </w:r>
     </w:p>
     <w:tbl>
@@ -1860,7 +2196,7 @@
           </w:tcPr>
           <w:p>
             <w:r>
-              <w:t>Empties everything, then recreates the demo data. Type RESET to confirm. For a demo environment being put back to a known state.</w:t>
+              <w:t>Wipes all of it, then reloads the demo seed data. Type RESET to confirm. For a demo environment being put back to a known state.</w:t>
             </w:r>
           </w:p>
         </w:tc>
@@ -1885,7 +2221,7 @@
           </w:tcPr>
           <w:p>
             <w:r>
-              <w:t>Empties everything and leaves it empty. Type WIPE to confirm.</w:t>
+              <w:t>The same wipe with nothing reloaded — no demo businesses, campaigns, products or customers. Type WIPE to confirm.</w:t>
             </w:r>
           </w:p>
         </w:tc>
@@ -1893,17 +2229,70 @@
     </w:tbl>
     <w:p>
       <w:r>
+        <w:rPr>
+          <w:b/>
+        </w:rPr>
+        <w:t xml:space="preserve">What survives. </w:t>
+      </w:r>
+      <w:r>
+        <w:t>Super admin logins survive a wipe, so you can sign back in and build the real data. Admin and staff logins do not: they are removed along with the businesses they belonged to, and have to be created again from Team.</w:t>
+      </w:r>
+    </w:p>
+    <w:p>
+      <w:r>
         <w:t>The typed confirmation is the only thing standing between a misplaced click and the whole network. If you are not certain which environment this dashboard is pointed at, stop and find out first.</w:t>
       </w:r>
     </w:p>
     <w:p>
+      <w:pPr>
+        <w:jc w:val="center"/>
+      </w:pPr>
+      <w:r>
+        <w:drawing>
+          <wp:inline xmlns:a="http://schemas.openxmlformats.org/drawingml/2006/main" xmlns:pic="http://schemas.openxmlformats.org/drawingml/2006/picture">
+            <wp:extent cx="4023360" cy="2514600"/>
+            <wp:docPr id="9" name="Picture 9"/>
+            <wp:cNvGraphicFramePr>
+              <a:graphicFrameLocks noChangeAspect="1"/>
+            </wp:cNvGraphicFramePr>
+            <a:graphic>
+              <a:graphicData uri="http://schemas.openxmlformats.org/drawingml/2006/picture">
+                <pic:pic>
+                  <pic:nvPicPr>
+                    <pic:cNvPr id="0" name="admin-08-settings.png"/>
+                    <pic:cNvPicPr/>
+                  </pic:nvPicPr>
+                  <pic:blipFill>
+                    <a:blip r:embed="rId16"/>
+                    <a:stretch>
+                      <a:fillRect/>
+                    </a:stretch>
+                  </pic:blipFill>
+                  <pic:spPr>
+                    <a:xfrm>
+                      <a:off x="0" y="0"/>
+                      <a:ext cx="4023360" cy="2514600"/>
+                    </a:xfrm>
+                    <a:prstGeom prst="rect"/>
+                  </pic:spPr>
+                </pic:pic>
+              </a:graphicData>
+            </a:graphic>
+          </wp:inline>
+        </w:drawing>
+      </w:r>
+    </w:p>
+    <w:p>
+      <w:pPr>
+        <w:jc w:val="center"/>
+      </w:pPr>
       <w:r>
         <w:rPr>
           <w:i/>
           <w:color w:val="5B667A"/>
           <w:sz w:val="18"/>
         </w:rPr>
-        <w:t>[ Screenshot: Settings, including the Danger Zone — docs/images/admin-08-settings.png ]</w:t>
+        <w:t>Settings, including the Danger Zone</w:t>
       </w:r>
     </w:p>
     <w:p>
